--- a/src/assets/templates/application.docx
+++ b/src/assets/templates/application.docx
@@ -4,7 +4,7 @@
   <w:body>
     <w:tbl>
       <w:tblPr>
-        <w:tblW w:w="8925" w:type="dxa"/>
+        <w:tblW w:w="9405" w:type="dxa"/>
         <w:jc w:val="left"/>
         <w:tblInd w:w="0" w:type="dxa"/>
         <w:tblLayout w:type="fixed"/>
@@ -20,23 +20,22 @@
         <w:gridCol w:w="830"/>
         <w:gridCol w:w="163"/>
         <w:gridCol w:w="567"/>
-        <w:gridCol w:w="756"/>
-        <w:gridCol w:w="993"/>
+        <w:gridCol w:w="1050"/>
+        <w:gridCol w:w="699"/>
         <w:gridCol w:w="900"/>
-        <w:gridCol w:w="465"/>
-        <w:gridCol w:w="1411"/>
-        <w:gridCol w:w="8"/>
-        <w:gridCol w:w="773"/>
+        <w:gridCol w:w="381"/>
+        <w:gridCol w:w="1305"/>
+        <w:gridCol w:w="971"/>
         <w:gridCol w:w="1225"/>
-        <w:gridCol w:w="774"/>
-        <w:gridCol w:w="60"/>
+        <w:gridCol w:w="1269"/>
+        <w:gridCol w:w="45"/>
       </w:tblGrid>
       <w:tr>
         <w:trPr/>
         <w:tc>
           <w:tcPr>
-            <w:tcW w:w="8925" w:type="dxa"/>
-            <w:gridSpan w:val="13"/>
+            <w:tcW w:w="9405" w:type="dxa"/>
+            <w:gridSpan w:val="12"/>
             <w:tcBorders/>
             <w:shd w:color="auto" w:fill="FFFFFF" w:val="clear"/>
           </w:tcPr>
@@ -221,7 +220,7 @@
         <w:tc>
           <w:tcPr>
             <w:tcW w:w="7261" w:type="dxa"/>
-            <w:gridSpan w:val="10"/>
+            <w:gridSpan w:val="9"/>
             <w:tcBorders/>
             <w:shd w:color="auto" w:fill="FFFFFF" w:val="clear"/>
             <w:vAlign w:val="center"/>
@@ -248,7 +247,7 @@
         </w:tc>
         <w:tc>
           <w:tcPr>
-            <w:tcW w:w="834" w:type="dxa"/>
+            <w:tcW w:w="1314" w:type="dxa"/>
             <w:gridSpan w:val="2"/>
             <w:tcBorders/>
             <w:shd w:color="auto" w:fill="FFFFFF" w:val="clear"/>
@@ -308,8 +307,8 @@
         <w:trPr/>
         <w:tc>
           <w:tcPr>
-            <w:tcW w:w="8925" w:type="dxa"/>
-            <w:gridSpan w:val="13"/>
+            <w:tcW w:w="9405" w:type="dxa"/>
+            <w:gridSpan w:val="12"/>
             <w:tcBorders/>
             <w:shd w:color="auto" w:fill="FFFFFF" w:val="clear"/>
           </w:tcPr>
@@ -406,8 +405,8 @@
         </w:tc>
         <w:tc>
           <w:tcPr>
-            <w:tcW w:w="4656" w:type="dxa"/>
-            <w:gridSpan w:val="6"/>
+            <w:tcW w:w="5151" w:type="dxa"/>
+            <w:gridSpan w:val="5"/>
             <w:tcBorders>
               <w:top w:val="single" w:sz="6" w:space="0" w:color="000000"/>
               <w:left w:val="single" w:sz="6" w:space="0" w:color="000000"/>
@@ -442,7 +441,7 @@
         </w:tc>
         <w:tc>
           <w:tcPr>
-            <w:tcW w:w="60" w:type="dxa"/>
+            <w:tcW w:w="45" w:type="dxa"/>
             <w:tcBorders/>
           </w:tcPr>
           <w:p>
@@ -487,17 +486,17 @@
               <w:spacing w:before="0" w:after="0"/>
               <w:jc w:val="center"/>
               <w:rPr>
+                <w:sz w:val="28"/>
+                <w:szCs w:val="28"/>
+              </w:rPr>
+            </w:pPr>
+            <w:r>
+              <w:rPr>
+                <w:rFonts w:cs="Times New Roman" w:ascii="Times New Roman" w:hAnsi="Times New Roman"/>
                 <w:b w:val="false"/>
                 <w:bCs w:val="false"/>
-              </w:rPr>
-            </w:pPr>
-            <w:r>
-              <w:rPr>
-                <w:rFonts w:cs="Times New Roman" w:ascii="Times New Roman" w:hAnsi="Times New Roman"/>
-                <w:b w:val="false"/>
-                <w:bCs w:val="false"/>
-                <w:sz w:val="20"/>
-                <w:szCs w:val="20"/>
+                <w:sz w:val="28"/>
+                <w:szCs w:val="28"/>
               </w:rPr>
               <w:t>{{ applicant_name }}</w:t>
             </w:r>
@@ -505,8 +504,8 @@
         </w:tc>
         <w:tc>
           <w:tcPr>
-            <w:tcW w:w="4656" w:type="dxa"/>
-            <w:gridSpan w:val="6"/>
+            <w:tcW w:w="5151" w:type="dxa"/>
+            <w:gridSpan w:val="5"/>
             <w:tcBorders>
               <w:top w:val="single" w:sz="6" w:space="0" w:color="000000"/>
               <w:left w:val="single" w:sz="6" w:space="0" w:color="000000"/>
@@ -525,17 +524,17 @@
               <w:spacing w:before="0" w:after="0"/>
               <w:jc w:val="center"/>
               <w:rPr>
+                <w:sz w:val="28"/>
+                <w:szCs w:val="28"/>
+              </w:rPr>
+            </w:pPr>
+            <w:r>
+              <w:rPr>
+                <w:rFonts w:cs="Times New Roman" w:ascii="Times New Roman" w:hAnsi="Times New Roman"/>
                 <w:b w:val="false"/>
                 <w:bCs w:val="false"/>
-              </w:rPr>
-            </w:pPr>
-            <w:r>
-              <w:rPr>
-                <w:rFonts w:cs="Times New Roman" w:ascii="Times New Roman" w:hAnsi="Times New Roman"/>
-                <w:b w:val="false"/>
-                <w:bCs w:val="false"/>
-                <w:sz w:val="20"/>
-                <w:szCs w:val="20"/>
+                <w:sz w:val="28"/>
+                <w:szCs w:val="28"/>
                 <w:lang w:val="en-US"/>
               </w:rPr>
               <w:t>{{ applicant_address }}</w:t>
@@ -547,16 +546,15 @@
               <w:spacing w:before="0" w:after="0"/>
               <w:jc w:val="center"/>
               <w:rPr>
-                <w:rFonts w:ascii="Times New Roman" w:hAnsi="Times New Roman"/>
-                <w:sz w:val="20"/>
-                <w:szCs w:val="20"/>
-              </w:rPr>
-            </w:pPr>
-            <w:r>
-              <w:rPr>
-                <w:rFonts w:cs="Times New Roman" w:ascii="Times New Roman" w:hAnsi="Times New Roman"/>
-                <w:sz w:val="20"/>
-                <w:szCs w:val="20"/>
+                <w:sz w:val="28"/>
+                <w:szCs w:val="28"/>
+              </w:rPr>
+            </w:pPr>
+            <w:r>
+              <w:rPr>
+                <w:rFonts w:cs="Times New Roman" w:ascii="Times New Roman" w:hAnsi="Times New Roman"/>
+                <w:sz w:val="28"/>
+                <w:szCs w:val="28"/>
                 <w:lang w:val="en-US"/>
               </w:rPr>
               <w:t>{{ applicant_telephone }}</w:t>
@@ -568,16 +566,15 @@
               <w:spacing w:before="0" w:after="0"/>
               <w:jc w:val="center"/>
               <w:rPr>
-                <w:rFonts w:ascii="Times New Roman" w:hAnsi="Times New Roman"/>
-                <w:sz w:val="20"/>
-                <w:szCs w:val="20"/>
-              </w:rPr>
-            </w:pPr>
-            <w:r>
-              <w:rPr>
-                <w:rFonts w:ascii="Times New Roman" w:hAnsi="Times New Roman"/>
-                <w:sz w:val="20"/>
-                <w:szCs w:val="20"/>
+                <w:sz w:val="28"/>
+                <w:szCs w:val="28"/>
+              </w:rPr>
+            </w:pPr>
+            <w:r>
+              <w:rPr>
+                <w:rFonts w:ascii="Times New Roman" w:hAnsi="Times New Roman"/>
+                <w:sz w:val="28"/>
+                <w:szCs w:val="28"/>
               </w:rPr>
               <w:t>{{ applicant_email }}</w:t>
             </w:r>
@@ -585,7 +582,7 @@
         </w:tc>
         <w:tc>
           <w:tcPr>
-            <w:tcW w:w="60" w:type="dxa"/>
+            <w:tcW w:w="45" w:type="dxa"/>
             <w:tcBorders/>
           </w:tcPr>
           <w:p>
@@ -610,7 +607,7 @@
         </w:trPr>
         <w:tc>
           <w:tcPr>
-            <w:tcW w:w="2316" w:type="dxa"/>
+            <w:tcW w:w="2610" w:type="dxa"/>
             <w:gridSpan w:val="4"/>
             <w:tcBorders>
               <w:top w:val="single" w:sz="6" w:space="0" w:color="000000"/>
@@ -643,7 +640,7 @@
         </w:tc>
         <w:tc>
           <w:tcPr>
-            <w:tcW w:w="3769" w:type="dxa"/>
+            <w:tcW w:w="3285" w:type="dxa"/>
             <w:gridSpan w:val="4"/>
             <w:tcBorders>
               <w:top w:val="single" w:sz="6" w:space="0" w:color="000000"/>
@@ -676,8 +673,8 @@
         </w:tc>
         <w:tc>
           <w:tcPr>
-            <w:tcW w:w="2780" w:type="dxa"/>
-            <w:gridSpan w:val="4"/>
+            <w:tcW w:w="3465" w:type="dxa"/>
+            <w:gridSpan w:val="3"/>
             <w:vMerge w:val="restart"/>
             <w:tcBorders>
               <w:top w:val="single" w:sz="6" w:space="0" w:color="000000"/>
@@ -727,7 +724,7 @@
         </w:tc>
         <w:tc>
           <w:tcPr>
-            <w:tcW w:w="60" w:type="dxa"/>
+            <w:tcW w:w="45" w:type="dxa"/>
             <w:tcBorders/>
           </w:tcPr>
           <w:p>
@@ -752,7 +749,7 @@
         </w:trPr>
         <w:tc>
           <w:tcPr>
-            <w:tcW w:w="2316" w:type="dxa"/>
+            <w:tcW w:w="2610" w:type="dxa"/>
             <w:gridSpan w:val="4"/>
             <w:tcBorders>
               <w:top w:val="single" w:sz="6" w:space="0" w:color="000000"/>
@@ -769,7 +766,8 @@
               <w:spacing w:before="0" w:after="0"/>
               <w:jc w:val="center"/>
               <w:rPr>
-                <w:rFonts w:ascii="Times New Roman" w:hAnsi="Times New Roman"/>
+                <w:sz w:val="28"/>
+                <w:szCs w:val="28"/>
               </w:rPr>
             </w:pPr>
             <w:r>
@@ -777,24 +775,24 @@
                 <w:rFonts w:cs="Times New Roman" w:ascii="Times New Roman" w:hAnsi="Times New Roman"/>
                 <w:b w:val="false"/>
                 <w:bCs w:val="false"/>
-                <w:sz w:val="16"/>
-                <w:szCs w:val="16"/>
+                <w:sz w:val="28"/>
+                <w:szCs w:val="28"/>
               </w:rPr>
               <w:t>{{ reception_date }}</w:t>
             </w:r>
             <w:r>
               <w:rPr>
                 <w:rFonts w:cs="Times New Roman" w:ascii="Times New Roman" w:hAnsi="Times New Roman"/>
-                <w:sz w:val="16"/>
-                <w:szCs w:val="16"/>
+                <w:sz w:val="28"/>
+                <w:szCs w:val="28"/>
               </w:rPr>
               <w:br/>
             </w:r>
             <w:r>
               <w:rPr>
                 <w:rFonts w:ascii="Times New Roman" w:hAnsi="Times New Roman"/>
-                <w:sz w:val="16"/>
-                <w:szCs w:val="16"/>
+                <w:sz w:val="28"/>
+                <w:szCs w:val="28"/>
               </w:rPr>
               <w:t>{{ reception_time }}</w:t>
             </w:r>
@@ -802,7 +800,7 @@
         </w:tc>
         <w:tc>
           <w:tcPr>
-            <w:tcW w:w="3769" w:type="dxa"/>
+            <w:tcW w:w="3285" w:type="dxa"/>
             <w:gridSpan w:val="4"/>
             <w:tcBorders>
               <w:top w:val="single" w:sz="6" w:space="0" w:color="000000"/>
@@ -831,8 +829,8 @@
         </w:tc>
         <w:tc>
           <w:tcPr>
-            <w:tcW w:w="2780" w:type="dxa"/>
-            <w:gridSpan w:val="4"/>
+            <w:tcW w:w="3465" w:type="dxa"/>
+            <w:gridSpan w:val="3"/>
             <w:vMerge w:val="continue"/>
             <w:tcBorders>
               <w:left w:val="single" w:sz="6" w:space="0" w:color="000000"/>
@@ -860,7 +858,7 @@
         </w:tc>
         <w:tc>
           <w:tcPr>
-            <w:tcW w:w="60" w:type="dxa"/>
+            <w:tcW w:w="45" w:type="dxa"/>
             <w:tcBorders/>
           </w:tcPr>
           <w:p>
@@ -918,7 +916,7 @@
         </w:tc>
         <w:tc>
           <w:tcPr>
-            <w:tcW w:w="3114" w:type="dxa"/>
+            <w:tcW w:w="3030" w:type="dxa"/>
             <w:gridSpan w:val="4"/>
             <w:tcBorders>
               <w:top w:val="single" w:sz="6" w:space="0" w:color="000000"/>
@@ -935,17 +933,17 @@
               <w:spacing w:before="0" w:after="0"/>
               <w:jc w:val="center"/>
               <w:rPr>
+                <w:sz w:val="28"/>
+                <w:szCs w:val="28"/>
+              </w:rPr>
+            </w:pPr>
+            <w:r>
+              <w:rPr>
+                <w:rFonts w:cs="Times New Roman" w:ascii="Times New Roman" w:hAnsi="Times New Roman"/>
                 <w:b w:val="false"/>
                 <w:bCs w:val="false"/>
-              </w:rPr>
-            </w:pPr>
-            <w:r>
-              <w:rPr>
-                <w:rFonts w:cs="Times New Roman" w:ascii="Times New Roman" w:hAnsi="Times New Roman"/>
-                <w:b w:val="false"/>
-                <w:bCs w:val="false"/>
-                <w:sz w:val="20"/>
-                <w:szCs w:val="20"/>
+                <w:sz w:val="28"/>
+                <w:szCs w:val="28"/>
               </w:rPr>
               <w:t>{{ applicant_category }}</w:t>
             </w:r>
@@ -953,8 +951,7 @@
         </w:tc>
         <w:tc>
           <w:tcPr>
-            <w:tcW w:w="1419" w:type="dxa"/>
-            <w:gridSpan w:val="2"/>
+            <w:tcW w:w="1305" w:type="dxa"/>
             <w:tcBorders>
               <w:top w:val="single" w:sz="6" w:space="0" w:color="000000"/>
               <w:left w:val="single" w:sz="6" w:space="0" w:color="000000"/>
@@ -986,7 +983,7 @@
         </w:tc>
         <w:tc>
           <w:tcPr>
-            <w:tcW w:w="2772" w:type="dxa"/>
+            <w:tcW w:w="3465" w:type="dxa"/>
             <w:gridSpan w:val="3"/>
             <w:tcBorders>
               <w:top w:val="single" w:sz="6" w:space="0" w:color="000000"/>
@@ -1003,17 +1000,17 @@
               <w:spacing w:before="0" w:after="0"/>
               <w:jc w:val="center"/>
               <w:rPr>
+                <w:sz w:val="28"/>
+                <w:szCs w:val="28"/>
+              </w:rPr>
+            </w:pPr>
+            <w:r>
+              <w:rPr>
+                <w:rFonts w:cs="Times New Roman" w:ascii="Times New Roman" w:hAnsi="Times New Roman"/>
                 <w:b w:val="false"/>
                 <w:bCs w:val="false"/>
-              </w:rPr>
-            </w:pPr>
-            <w:r>
-              <w:rPr>
-                <w:rFonts w:cs="Times New Roman" w:ascii="Times New Roman" w:hAnsi="Times New Roman"/>
-                <w:b w:val="false"/>
-                <w:bCs w:val="false"/>
-                <w:sz w:val="20"/>
-                <w:szCs w:val="20"/>
+                <w:sz w:val="28"/>
+                <w:szCs w:val="28"/>
               </w:rPr>
               <w:t>{{ applicant_social_status }}</w:t>
             </w:r>
@@ -1021,7 +1018,7 @@
         </w:tc>
         <w:tc>
           <w:tcPr>
-            <w:tcW w:w="60" w:type="dxa"/>
+            <w:tcW w:w="45" w:type="dxa"/>
             <w:tcBorders/>
           </w:tcPr>
           <w:p>
@@ -1079,8 +1076,8 @@
         </w:tc>
         <w:tc>
           <w:tcPr>
-            <w:tcW w:w="5556" w:type="dxa"/>
-            <w:gridSpan w:val="7"/>
+            <w:tcW w:w="6051" w:type="dxa"/>
+            <w:gridSpan w:val="6"/>
             <w:tcBorders>
               <w:top w:val="single" w:sz="6" w:space="0" w:color="000000"/>
               <w:left w:val="single" w:sz="6" w:space="0" w:color="000000"/>
@@ -1111,7 +1108,7 @@
         </w:tc>
         <w:tc>
           <w:tcPr>
-            <w:tcW w:w="60" w:type="dxa"/>
+            <w:tcW w:w="45" w:type="dxa"/>
             <w:tcBorders/>
           </w:tcPr>
           <w:p>
@@ -1136,8 +1133,8 @@
         </w:trPr>
         <w:tc>
           <w:tcPr>
-            <w:tcW w:w="8865" w:type="dxa"/>
-            <w:gridSpan w:val="12"/>
+            <w:tcW w:w="9360" w:type="dxa"/>
+            <w:gridSpan w:val="11"/>
             <w:tcBorders>
               <w:top w:val="single" w:sz="6" w:space="0" w:color="000000"/>
               <w:left w:val="single" w:sz="6" w:space="0" w:color="000000"/>
@@ -1173,7 +1170,7 @@
         </w:tc>
         <w:tc>
           <w:tcPr>
-            <w:tcW w:w="60" w:type="dxa"/>
+            <w:tcW w:w="45" w:type="dxa"/>
             <w:tcBorders/>
           </w:tcPr>
           <w:p>
@@ -1196,8 +1193,8 @@
         <w:trPr/>
         <w:tc>
           <w:tcPr>
-            <w:tcW w:w="8865" w:type="dxa"/>
-            <w:gridSpan w:val="12"/>
+            <w:tcW w:w="9360" w:type="dxa"/>
+            <w:gridSpan w:val="11"/>
             <w:tcBorders>
               <w:top w:val="single" w:sz="6" w:space="0" w:color="000000"/>
               <w:left w:val="single" w:sz="6" w:space="0" w:color="000000"/>
@@ -1230,7 +1227,7 @@
         </w:tc>
         <w:tc>
           <w:tcPr>
-            <w:tcW w:w="60" w:type="dxa"/>
+            <w:tcW w:w="45" w:type="dxa"/>
             <w:tcBorders/>
           </w:tcPr>
           <w:p>
@@ -1255,8 +1252,8 @@
         </w:trPr>
         <w:tc>
           <w:tcPr>
-            <w:tcW w:w="8865" w:type="dxa"/>
-            <w:gridSpan w:val="12"/>
+            <w:tcW w:w="9360" w:type="dxa"/>
+            <w:gridSpan w:val="11"/>
             <w:tcBorders>
               <w:top w:val="single" w:sz="6" w:space="0" w:color="000000"/>
               <w:left w:val="single" w:sz="6" w:space="0" w:color="000000"/>
@@ -1288,7 +1285,7 @@
         </w:tc>
         <w:tc>
           <w:tcPr>
-            <w:tcW w:w="60" w:type="dxa"/>
+            <w:tcW w:w="45" w:type="dxa"/>
             <w:tcBorders/>
           </w:tcPr>
           <w:p>
@@ -1313,8 +1310,8 @@
         </w:trPr>
         <w:tc>
           <w:tcPr>
-            <w:tcW w:w="8865" w:type="dxa"/>
-            <w:gridSpan w:val="12"/>
+            <w:tcW w:w="9360" w:type="dxa"/>
+            <w:gridSpan w:val="11"/>
             <w:tcBorders>
               <w:top w:val="single" w:sz="6" w:space="0" w:color="000000"/>
               <w:left w:val="single" w:sz="6" w:space="0" w:color="000000"/>
@@ -1336,25 +1333,23 @@
               <w:ind w:hanging="0"/>
               <w:jc w:val="left"/>
               <w:rPr>
-                <w:rFonts w:ascii="Times New Roman" w:hAnsi="Times New Roman"/>
-                <w:sz w:val="18"/>
-                <w:szCs w:val="18"/>
+                <w:sz w:val="28"/>
+                <w:szCs w:val="28"/>
+              </w:rPr>
+            </w:pPr>
+            <w:r>
+              <w:rPr>
+                <w:sz w:val="28"/>
+                <w:szCs w:val="28"/>
                 <w:lang w:val="uk-UA"/>
               </w:rPr>
-            </w:pPr>
-            <w:r>
-              <w:rPr>
-                <w:sz w:val="18"/>
-                <w:szCs w:val="18"/>
-                <w:lang w:val="uk-UA"/>
-              </w:rPr>
               <w:t>{{ appeal_content }}</w:t>
             </w:r>
           </w:p>
         </w:tc>
         <w:tc>
           <w:tcPr>
-            <w:tcW w:w="60" w:type="dxa"/>
+            <w:tcW w:w="45" w:type="dxa"/>
             <w:tcBorders/>
           </w:tcPr>
           <w:p>
@@ -1377,8 +1372,8 @@
         <w:trPr/>
         <w:tc>
           <w:tcPr>
-            <w:tcW w:w="8865" w:type="dxa"/>
-            <w:gridSpan w:val="12"/>
+            <w:tcW w:w="9360" w:type="dxa"/>
+            <w:gridSpan w:val="11"/>
             <w:tcBorders>
               <w:top w:val="single" w:sz="6" w:space="0" w:color="000000"/>
               <w:left w:val="single" w:sz="6" w:space="0" w:color="000000"/>
@@ -1417,7 +1412,7 @@
         </w:tc>
         <w:tc>
           <w:tcPr>
-            <w:tcW w:w="60" w:type="dxa"/>
+            <w:tcW w:w="45" w:type="dxa"/>
             <w:tcBorders/>
           </w:tcPr>
           <w:p>
@@ -1442,8 +1437,8 @@
         </w:trPr>
         <w:tc>
           <w:tcPr>
-            <w:tcW w:w="8865" w:type="dxa"/>
-            <w:gridSpan w:val="12"/>
+            <w:tcW w:w="9360" w:type="dxa"/>
+            <w:gridSpan w:val="11"/>
             <w:tcBorders>
               <w:top w:val="single" w:sz="6" w:space="0" w:color="000000"/>
               <w:left w:val="single" w:sz="6" w:space="0" w:color="000000"/>
@@ -1510,7 +1505,7 @@
         </w:tc>
         <w:tc>
           <w:tcPr>
-            <w:tcW w:w="60" w:type="dxa"/>
+            <w:tcW w:w="45" w:type="dxa"/>
             <w:tcBorders/>
           </w:tcPr>
           <w:p>
@@ -1581,8 +1576,8 @@
         </w:tc>
         <w:tc>
           <w:tcPr>
-            <w:tcW w:w="7872" w:type="dxa"/>
-            <w:gridSpan w:val="10"/>
+            <w:tcW w:w="8367" w:type="dxa"/>
+            <w:gridSpan w:val="9"/>
             <w:tcBorders>
               <w:top w:val="single" w:sz="6" w:space="0" w:color="000000"/>
               <w:left w:val="single" w:sz="6" w:space="0" w:color="000000"/>
@@ -1650,7 +1645,7 @@
         </w:tc>
         <w:tc>
           <w:tcPr>
-            <w:tcW w:w="60" w:type="dxa"/>
+            <w:tcW w:w="45" w:type="dxa"/>
             <w:tcBorders/>
           </w:tcPr>
           <w:p>
@@ -1676,7 +1671,7 @@
         <w:tc>
           <w:tcPr>
             <w:tcW w:w="6866" w:type="dxa"/>
-            <w:gridSpan w:val="10"/>
+            <w:gridSpan w:val="9"/>
             <w:tcBorders>
               <w:top w:val="single" w:sz="6" w:space="0" w:color="000000"/>
               <w:left w:val="single" w:sz="6" w:space="0" w:color="000000"/>
@@ -1713,7 +1708,7 @@
         </w:tc>
         <w:tc>
           <w:tcPr>
-            <w:tcW w:w="1999" w:type="dxa"/>
+            <w:tcW w:w="2494" w:type="dxa"/>
             <w:gridSpan w:val="2"/>
             <w:tcBorders>
               <w:top w:val="single" w:sz="6" w:space="0" w:color="000000"/>
@@ -1752,7 +1747,7 @@
         </w:tc>
         <w:tc>
           <w:tcPr>
-            <w:tcW w:w="60" w:type="dxa"/>
+            <w:tcW w:w="45" w:type="dxa"/>
             <w:tcBorders/>
           </w:tcPr>
           <w:p>
@@ -1987,7 +1982,7 @@
             <w:szCs w:val="28"/>
             <w:rFonts w:cs="Times New Roman" w:ascii="Times New Roman" w:hAnsi="Times New Roman"/>
           </w:rPr>
-          <w:t>0</w:t>
+          <w:t>2</w:t>
         </w:r>
         <w:r>
           <w:rPr>
